--- a/dist/admin-share/02 — GNPS Civic Readiness — IT Handoff Brief (editable).docx
+++ b/dist/admin-share/02 — GNPS Civic Readiness — IT Handoff Brief (editable).docx
@@ -2,7 +2,7 @@
 <file path=word/document.xml><?xml version="1.0" encoding="utf-8"?>
 <w:document xmlns:w="http://schemas.openxmlformats.org/wordprocessingml/2006/main" xmlns:m="http://schemas.openxmlformats.org/officeDocument/2006/math" xmlns:r="http://schemas.openxmlformats.org/officeDocument/2006/relationships" xmlns:o="urn:schemas-microsoft-com:office:office" xmlns:v="urn:schemas-microsoft-com:vml" xmlns:w10="urn:schemas-microsoft-com:office:word" xmlns:a="http://schemas.openxmlformats.org/drawingml/2006/main" xmlns:pic="http://schemas.openxmlformats.org/drawingml/2006/picture" xmlns:wp="http://schemas.openxmlformats.org/drawingml/2006/wordprocessingDrawing">
   <w:body>
-    <w:bookmarkStart w:id="22" w:name="Xb948912cfccebf616a6ab064c33981a97c5ef4e"/>
+    <w:bookmarkStart w:id="25" w:name="Xaa034d9f35f6c2f50f4874b09546297be85ccba"/>
     <w:p>
       <w:pPr>
         <w:pStyle w:val="Heading1"/>
@@ -91,9 +91,14 @@
       <w:r>
         <w:t xml:space="preserve"> </w:t>
       </w:r>
-      <w:r>
-        <w:t xml:space="preserve">https://github.com/SirhanMacx/gnps-civic-readiness</w:t>
-      </w:r>
+      <w:hyperlink r:id="rId9">
+        <w:r>
+          <w:rPr>
+            <w:rStyle w:val="Hyperlink"/>
+          </w:rPr>
+          <w:t xml:space="preserve">https://github.com/SirhanMacx/gnps-civic-readiness</w:t>
+        </w:r>
+      </w:hyperlink>
       <w:r>
         <w:t xml:space="preserve"> </w:t>
       </w:r>
@@ -107,9 +112,14 @@
       <w:r>
         <w:t xml:space="preserve"> </w:t>
       </w:r>
-      <w:r>
-        <w:t xml:space="preserve">https://github.com/SirhanMacx/gnps-civic-readiness/releases/tag/v0.2.0</w:t>
-      </w:r>
+      <w:hyperlink r:id="rId10">
+        <w:r>
+          <w:rPr>
+            <w:rStyle w:val="Hyperlink"/>
+          </w:rPr>
+          <w:t xml:space="preserve">https://github.com/SirhanMacx/gnps-civic-readiness/releases/tag/v0.2.0</w:t>
+        </w:r>
+      </w:hyperlink>
       <w:r>
         <w:t xml:space="preserve"> </w:t>
       </w:r>
@@ -123,7 +133,7 @@
       <w:r>
         <w:t xml:space="preserve"> </w:t>
       </w:r>
-      <w:hyperlink r:id="rId9">
+      <w:hyperlink r:id="rId11">
         <w:r>
           <w:rPr>
             <w:rStyle w:val="Hyperlink"/>
@@ -150,7 +160,7 @@
       <w:r>
         <w:t xml:space="preserve"> </w:t>
       </w:r>
-      <w:hyperlink r:id="rId10">
+      <w:hyperlink r:id="rId12">
         <w:r>
           <w:rPr>
             <w:rStyle w:val="Hyperlink"/>
@@ -177,7 +187,7 @@
       <w:r>
         <w:t xml:space="preserve"> </w:t>
       </w:r>
-      <w:hyperlink r:id="rId11">
+      <w:hyperlink r:id="rId13">
         <w:r>
           <w:rPr>
             <w:rStyle w:val="Hyperlink"/>
@@ -199,7 +209,7 @@
         </w:pict>
       </w:r>
     </w:p>
-    <w:bookmarkStart w:id="12" w:name="what-this-is"/>
+    <w:bookmarkStart w:id="14" w:name="what-this-is"/>
     <w:p>
       <w:pPr>
         <w:pStyle w:val="Heading2"/>
@@ -213,7 +223,7 @@
         <w:pStyle w:val="FirstParagraph"/>
       </w:pPr>
       <w:r>
-        <w:t xml:space="preserve">An open-source web portal for tracking the New York State Seal of Civic Readiness — the +1 Diploma Pathway distinction approved by the NYS Board of Regents in 2021. The portal collects civic-knowledge data (auto-pulled from Infinite Campus where possible) and civic-participation evidence (service hours, projects, capstones submitted by students with supervisor and counselor verification). At year-end it produces a NYSED-compliant audit pack and a roster CSV for the transcript office.</w:t>
+        <w:t xml:space="preserve">An open-source web portal for tracking the New York State Seal of Civic Readiness — the +1 Diploma Pathway distinction approved by the NYS Board of Regents in 2021. Infinite Campus remains the system of record. The portal is a workflow, evidence, and audit layer: it imports civic-knowledge data from IC where possible, collects civic-participation evidence, routes supervisor/counselor/SCRC review, and produces a NYSED audit pack plus roster CSV.</w:t>
       </w:r>
     </w:p>
     <w:p>
@@ -231,7 +241,7 @@
         <w:t xml:space="preserve"> </w:t>
       </w:r>
       <w:r>
-        <w:t xml:space="preserve">Zero third-party SaaS dependencies. Any Linux box with Docker can run the entire stack — application, database, email, file storage, SSL termination — via</w:t>
+        <w:t xml:space="preserve">The repository ships a complete Docker stack — application, database, email relay integration, file storage, SSL termination — via</w:t>
       </w:r>
       <w:r>
         <w:t xml:space="preserve"> </w:t>
@@ -243,7 +253,7 @@
         <w:t xml:space="preserve">docker compose up</w:t>
       </w:r>
       <w:r>
-        <w:t xml:space="preserve">. Student records never leave the district.</w:t>
+        <w:t xml:space="preserve">. GNPS may also choose district-approved managed services or providers after privacy/technology review; the prototype does not require a specific vendor.</w:t>
       </w:r>
     </w:p>
     <w:p>
@@ -251,7 +261,7 @@
         <w:pStyle w:val="BodyText"/>
       </w:pPr>
       <w:r>
-        <w:t xml:space="preserve">Phase 1.5 (self-host) is the recommended deployment path for production. Phase 2 (live Infinite Campus integration) builds on top of Phase 1.5 once IT has the deploy stable.</w:t>
+        <w:t xml:space="preserve">Phase 1.5 (self-host or district-approved equivalent) is the recommended deployment path for any real student data. Phase 2 (live Infinite Campus integration) builds on top once IT has the deployment stable.</w:t>
       </w:r>
     </w:p>
     <w:p>
@@ -269,21 +279,20 @@
         </w:pict>
       </w:r>
     </w:p>
-    <w:bookmarkEnd w:id="12"/>
-    <w:bookmarkStart w:id="14" w:name="what-were-asking-of-gnps-technology"/>
+    <w:bookmarkEnd w:id="14"/>
+    <w:bookmarkStart w:id="16" w:name="what-were-asking-of-gnps-technology"/>
     <w:p>
       <w:pPr>
         <w:pStyle w:val="Heading2"/>
       </w:pPr>
       <w:r>
-        <w:t xml:space="preserve">What we’re asking of GNPS Technology</w:t>
+        <w:t xml:space="preserve">What we're asking of GNPS Technology</w:t>
       </w:r>
     </w:p>
     <w:tbl>
       <w:tblPr>
         <w:tblStyle w:val="Table"/>
-        <w:tblW w:type="pct" w:w="5000"/>
-        <w:tblLayout w:type="fixed"/>
+        <w:tblW w:type="auto" w:w="0"/>
         <w:tblLook w:firstRow="1" w:lastRow="0" w:firstColumn="0" w:lastColumn="0" w:noHBand="0" w:noVBand="0" w:val="0020"/>
       </w:tblPr>
       <w:tblGrid>
@@ -483,7 +492,7 @@
               <w:t xml:space="preserve"> </w:t>
             </w:r>
             <w:r>
-              <w:t xml:space="preserve">pointing at the VM’s public IP. Caddy auto-issues a Let’s Encrypt cert on first boot.</w:t>
+              <w:t xml:space="preserve">pointing at the VM's public IP. Caddy auto-issues a Let's Encrypt cert on first boot.</w:t>
             </w:r>
           </w:p>
         </w:tc>
@@ -612,13 +621,13 @@
                 <w:b/>
                 <w:bCs/>
               </w:rPr>
-              <w:t xml:space="preserve">Self-hosted v0.2.0 keeps all student data on district infrastructure</w:t>
+              <w:t xml:space="preserve">Self-hosted v0.2.0 can keep student data on district infrastructure.</w:t>
             </w:r>
             <w:r>
               <w:t xml:space="preserve"> </w:t>
             </w:r>
             <w:r>
-              <w:t xml:space="preserve">— no third-party data processor. Encryption at rest via the VM’s disk encryption (LUKS / cloud KMS). Audit log captures every state transition.</w:t>
+              <w:t xml:space="preserve">If GNPS chooses any managed provider, approve the contract/DPA and data flow first. Encryption at rest via VM disk encryption or approved managed-provider controls. Audit log captures every state transition.</w:t>
             </w:r>
           </w:p>
         </w:tc>
@@ -818,7 +827,7 @@
             <w:r>
               <w:t xml:space="preserve"> </w:t>
             </w:r>
-            <w:hyperlink r:id="rId10">
+            <w:hyperlink r:id="rId12">
               <w:r>
                 <w:rPr>
                   <w:rStyle w:val="Hyperlink"/>
@@ -896,7 +905,7 @@
             <w:r>
               <w:t xml:space="preserve"> </w:t>
             </w:r>
-            <w:hyperlink r:id="rId13">
+            <w:hyperlink r:id="rId15">
               <w:r>
                 <w:rPr>
                   <w:rStyle w:val="Hyperlink"/>
@@ -1016,8 +1025,8 @@
         </w:pict>
       </w:r>
     </w:p>
-    <w:bookmarkEnd w:id="14"/>
-    <w:bookmarkStart w:id="15" w:name="Xdf5f6701fa8a8ce849350c238f7880e43209291"/>
+    <w:bookmarkEnd w:id="16"/>
+    <w:bookmarkStart w:id="17" w:name="X662c857e0bb94586dd1d5d598d7e428da94b56e"/>
     <w:p>
       <w:pPr>
         <w:pStyle w:val="Heading2"/>
@@ -1320,8 +1329,8 @@
         </w:pict>
       </w:r>
     </w:p>
-    <w:bookmarkEnd w:id="15"/>
-    <w:bookmarkStart w:id="16" w:name="cost-trajectory"/>
+    <w:bookmarkEnd w:id="17"/>
+    <w:bookmarkStart w:id="18" w:name="cost-trajectory"/>
     <w:p>
       <w:pPr>
         <w:pStyle w:val="Heading2"/>
@@ -1333,16 +1342,13 @@
     <w:tbl>
       <w:tblPr>
         <w:tblStyle w:val="Table"/>
-        <w:tblW w:type="pct" w:w="5000"/>
-        <w:tblLayout w:type="fixed"/>
+        <w:tblW w:type="auto" w:w="0"/>
         <w:tblLook w:firstRow="1" w:lastRow="0" w:firstColumn="0" w:lastColumn="0" w:noHBand="0" w:noVBand="0" w:val="0020"/>
       </w:tblPr>
       <w:tblGrid>
-        <w:gridCol w:w="1584"/>
-        <w:gridCol w:w="1584"/>
-        <w:gridCol w:w="1584"/>
-        <w:gridCol w:w="1584"/>
-        <w:gridCol w:w="1584"/>
+        <w:gridCol w:w="2640"/>
+        <w:gridCol w:w="2640"/>
+        <w:gridCol w:w="2640"/>
       </w:tblGrid>
       <w:tr>
         <w:trPr>
@@ -1355,40 +1361,123 @@
               <w:pStyle w:val="Compact"/>
             </w:pPr>
             <w:r>
-              <w:t xml:space="preserve">Phase</w:t>
-            </w:r>
-          </w:p>
-        </w:tc>
-        <w:tc>
-          <w:tcPr/>
-          <w:p>
-            <w:pPr>
-              <w:pStyle w:val="Compact"/>
-            </w:pPr>
-            <w:r>
-              <w:t xml:space="preserve">Vercel</w:t>
-            </w:r>
-          </w:p>
-        </w:tc>
-        <w:tc>
-          <w:tcPr/>
-          <w:p>
-            <w:pPr>
-              <w:pStyle w:val="Compact"/>
-            </w:pPr>
-            <w:r>
-              <w:t xml:space="preserve">Supabase</w:t>
-            </w:r>
-          </w:p>
-        </w:tc>
-        <w:tc>
-          <w:tcPr/>
-          <w:p>
-            <w:pPr>
-              <w:pStyle w:val="Compact"/>
-            </w:pPr>
-            <w:r>
-              <w:t xml:space="preserve">Resend</w:t>
+              <w:t xml:space="preserve">Deployment</w:t>
+            </w:r>
+          </w:p>
+        </w:tc>
+        <w:tc>
+          <w:tcPr/>
+          <w:p>
+            <w:pPr>
+              <w:pStyle w:val="Compact"/>
+            </w:pPr>
+            <w:r>
+              <w:t xml:space="preserve">Cost</w:t>
+            </w:r>
+          </w:p>
+        </w:tc>
+        <w:tc>
+          <w:tcPr/>
+          <w:p>
+            <w:pPr>
+              <w:pStyle w:val="Compact"/>
+            </w:pPr>
+            <w:r>
+              <w:t xml:space="preserve">Notes</w:t>
+            </w:r>
+          </w:p>
+        </w:tc>
+      </w:tr>
+      <w:tr>
+        <w:tc>
+          <w:tcPr/>
+          <w:p>
+            <w:pPr>
+              <w:pStyle w:val="Compact"/>
+            </w:pPr>
+            <w:r>
+              <w:t xml:space="preserve">Self-hosted on GNPS infrastructure (recommended concrete path)</w:t>
+            </w:r>
+          </w:p>
+        </w:tc>
+        <w:tc>
+          <w:tcPr/>
+          <w:p>
+            <w:pPr>
+              <w:pStyle w:val="Compact"/>
+            </w:pPr>
+            <w:r>
+              <w:t xml:space="preserve">District-internal cost only</w:t>
+            </w:r>
+          </w:p>
+        </w:tc>
+        <w:tc>
+          <w:tcPr/>
+          <w:p>
+            <w:pPr>
+              <w:pStyle w:val="Compact"/>
+            </w:pPr>
+            <w:r>
+              <w:t xml:space="preserve">Existing Linux host, district SMTP, district backup; ~1 hr/wk steady-state ops</w:t>
+            </w:r>
+          </w:p>
+        </w:tc>
+      </w:tr>
+      <w:tr>
+        <w:tc>
+          <w:tcPr/>
+          <w:p>
+            <w:pPr>
+              <w:pStyle w:val="Compact"/>
+            </w:pPr>
+            <w:r>
+              <w:t xml:space="preserve">District-approved managed services</w:t>
+            </w:r>
+          </w:p>
+        </w:tc>
+        <w:tc>
+          <w:tcPr/>
+          <w:p>
+            <w:pPr>
+              <w:pStyle w:val="Compact"/>
+            </w:pPr>
+            <w:r>
+              <w:t xml:space="preserve">Depends on provider contract</w:t>
+            </w:r>
+          </w:p>
+        </w:tc>
+        <w:tc>
+          <w:tcPr/>
+          <w:p>
+            <w:pPr>
+              <w:pStyle w:val="Compact"/>
+            </w:pPr>
+            <w:r>
+              <w:t xml:space="preserve">Acceptable only after IT/privacy approval; may be appropriate if GNPS prefers managed Postgres, object storage, email, or hosting</w:t>
+            </w:r>
+          </w:p>
+        </w:tc>
+      </w:tr>
+      <w:tr>
+        <w:tc>
+          <w:tcPr/>
+          <w:p>
+            <w:pPr>
+              <w:pStyle w:val="Compact"/>
+            </w:pPr>
+            <w:r>
+              <w:t xml:space="preserve">Public demo / prototype</w:t>
+            </w:r>
+          </w:p>
+        </w:tc>
+        <w:tc>
+          <w:tcPr/>
+          <w:p>
+            <w:pPr>
+              <w:pStyle w:val="Compact"/>
+            </w:pPr>
+            <w:r>
+              <w:t xml:space="preserve">$0/mo today</w:t>
             </w:r>
           </w:p>
         </w:tc>
@@ -1403,186 +1492,13 @@
                 <w:b/>
                 <w:bCs/>
               </w:rPr>
-              <w:t xml:space="preserve">Total</w:t>
-            </w:r>
-          </w:p>
-        </w:tc>
-      </w:tr>
-      <w:tr>
-        <w:tc>
-          <w:tcPr/>
-          <w:p>
-            <w:pPr>
-              <w:pStyle w:val="Compact"/>
-            </w:pPr>
-            <w:r>
-              <w:t xml:space="preserve">Phase 1 (free tiers)</w:t>
-            </w:r>
-          </w:p>
-        </w:tc>
-        <w:tc>
-          <w:tcPr/>
-          <w:p>
-            <w:pPr>
-              <w:pStyle w:val="Compact"/>
-            </w:pPr>
-            <w:r>
-              <w:t xml:space="preserve">$0</w:t>
-            </w:r>
-          </w:p>
-        </w:tc>
-        <w:tc>
-          <w:tcPr/>
-          <w:p>
-            <w:pPr>
-              <w:pStyle w:val="Compact"/>
-            </w:pPr>
-            <w:r>
-              <w:t xml:space="preserve">$0</w:t>
-            </w:r>
-          </w:p>
-        </w:tc>
-        <w:tc>
-          <w:tcPr/>
-          <w:p>
-            <w:pPr>
-              <w:pStyle w:val="Compact"/>
-            </w:pPr>
-            <w:r>
-              <w:t xml:space="preserve">$0</w:t>
-            </w:r>
-          </w:p>
-        </w:tc>
-        <w:tc>
-          <w:tcPr/>
-          <w:p>
-            <w:pPr>
-              <w:pStyle w:val="Compact"/>
-            </w:pPr>
-            <w:r>
-              <w:rPr>
-                <w:b/>
-                <w:bCs/>
-              </w:rPr>
-              <w:t xml:space="preserve">$0/mo</w:t>
-            </w:r>
-          </w:p>
-        </w:tc>
-      </w:tr>
-      <w:tr>
-        <w:tc>
-          <w:tcPr/>
-          <w:p>
-            <w:pPr>
-              <w:pStyle w:val="Compact"/>
-            </w:pPr>
-            <w:r>
-              <w:t xml:space="preserve">Phase 2 (typical at GNPS scale)</w:t>
-            </w:r>
-          </w:p>
-        </w:tc>
-        <w:tc>
-          <w:tcPr/>
-          <w:p>
-            <w:pPr>
-              <w:pStyle w:val="Compact"/>
-            </w:pPr>
-            <w:r>
-              <w:t xml:space="preserve">$0</w:t>
-            </w:r>
-          </w:p>
-        </w:tc>
-        <w:tc>
-          <w:tcPr/>
-          <w:p>
-            <w:pPr>
-              <w:pStyle w:val="Compact"/>
-            </w:pPr>
-            <w:r>
-              <w:t xml:space="preserve">$0–25</w:t>
-            </w:r>
-          </w:p>
-        </w:tc>
-        <w:tc>
-          <w:tcPr/>
-          <w:p>
-            <w:pPr>
-              <w:pStyle w:val="Compact"/>
-            </w:pPr>
-            <w:r>
-              <w:t xml:space="preserve">$0</w:t>
-            </w:r>
-          </w:p>
-        </w:tc>
-        <w:tc>
-          <w:tcPr/>
-          <w:p>
-            <w:pPr>
-              <w:pStyle w:val="Compact"/>
-            </w:pPr>
-            <w:r>
-              <w:rPr>
-                <w:b/>
-                <w:bCs/>
-              </w:rPr>
-              <w:t xml:space="preserve">$0–25/mo</w:t>
-            </w:r>
-          </w:p>
-        </w:tc>
-      </w:tr>
-      <w:tr>
-        <w:tc>
-          <w:tcPr/>
-          <w:p>
-            <w:pPr>
-              <w:pStyle w:val="Compact"/>
-            </w:pPr>
-            <w:r>
-              <w:t xml:space="preserve">Self-hosted alternative</w:t>
-            </w:r>
-          </w:p>
-        </w:tc>
-        <w:tc>
-          <w:tcPr/>
-          <w:p>
-            <w:pPr>
-              <w:pStyle w:val="Compact"/>
-            </w:pPr>
-            <w:r>
-              <w:t xml:space="preserve">GNPS infrastructure + ops time</w:t>
-            </w:r>
-          </w:p>
-        </w:tc>
-        <w:tc>
-          <w:tcPr/>
-          <w:p>
-            <w:pPr>
-              <w:pStyle w:val="Compact"/>
-            </w:pPr>
-            <w:r>
-              <w:t xml:space="preserve">Same</w:t>
-            </w:r>
-          </w:p>
-        </w:tc>
-        <w:tc>
-          <w:tcPr/>
-          <w:p>
-            <w:pPr>
-              <w:pStyle w:val="Compact"/>
-            </w:pPr>
-            <w:r>
-              <w:t xml:space="preserve">District SMTP or Resend</w:t>
-            </w:r>
-          </w:p>
-        </w:tc>
-        <w:tc>
-          <w:tcPr/>
-          <w:p>
-            <w:pPr>
-              <w:pStyle w:val="Compact"/>
-            </w:pPr>
-            <w:r>
-              <w:t xml:space="preserve">District-internal cost</w:t>
+              <w:t xml:space="preserve">Sample data only.</w:t>
+            </w:r>
+            <w:r>
+              <w:t xml:space="preserve"> </w:t>
+            </w:r>
+            <w:r>
+              <w:t xml:space="preserve">Useful for leadership review; not approved for real student records.</w:t>
             </w:r>
           </w:p>
         </w:tc>
@@ -1593,7 +1509,7 @@
         <w:pStyle w:val="BodyText"/>
       </w:pPr>
       <w:r>
-        <w:t xml:space="preserve">GNPS scale (~6,800 students; ~412 per graduating class) fits comfortably within all three free tiers for years. Supabase Pro at $25/mo only becomes relevant if the district wants daily backups beyond the free-tier point-in-time recovery, or if the database exceeds 500 MB (unlikely until ~year 5 at GNPS scale).</w:t>
+        <w:t xml:space="preserve">GNPS scale (~6,800 students; ~412 per graduating class) is well within the resource footprint of a single 2 vCPU / 4 GB RAM Linux VM for years.</w:t>
       </w:r>
     </w:p>
     <w:p>
@@ -1603,8 +1519,8 @@
         </w:pict>
       </w:r>
     </w:p>
-    <w:bookmarkEnd w:id="16"/>
-    <w:bookmarkStart w:id="17" w:name="what-we-are-not-asking"/>
+    <w:bookmarkEnd w:id="18"/>
+    <w:bookmarkStart w:id="19" w:name="what-we-are-not-asking"/>
     <w:p>
       <w:pPr>
         <w:pStyle w:val="Heading2"/>
@@ -1626,13 +1542,13 @@
           <w:b/>
           <w:bCs/>
         </w:rPr>
-        <w:t xml:space="preserve">No new infrastructure procurement.</w:t>
-      </w:r>
-      <w:r>
-        <w:t xml:space="preserve"> </w:t>
-      </w:r>
-      <w:r>
-        <w:t xml:space="preserve">Phase 1 doesn’t touch GNPS infra.</w:t>
+        <w:t xml:space="preserve">No new infrastructure procurement required for the recommended path.</w:t>
+      </w:r>
+      <w:r>
+        <w:t xml:space="preserve"> </w:t>
+      </w:r>
+      <w:r>
+        <w:t xml:space="preserve">The self-hosted path can use an existing Linux host inside GNPS infrastructure.</w:t>
       </w:r>
     </w:p>
     <w:p>
@@ -1648,13 +1564,13 @@
           <w:b/>
           <w:bCs/>
         </w:rPr>
-        <w:t xml:space="preserve">No vendor contracts to negotiate.</w:t>
-      </w:r>
-      <w:r>
-        <w:t xml:space="preserve"> </w:t>
-      </w:r>
-      <w:r>
-        <w:t xml:space="preserve">All Phase 1 services are usable on free tiers under district-owned accounts or under existing personal accounts during pilot.</w:t>
+        <w:t xml:space="preserve">No third-party vendor lock-in.</w:t>
+      </w:r>
+      <w:r>
+        <w:t xml:space="preserve"> </w:t>
+      </w:r>
+      <w:r>
+        <w:t xml:space="preserve">The repository ships a self-hosted Docker stack and is MIT-licensed. If GNPS prefers managed services, those choices remain district decisions.</w:t>
       </w:r>
     </w:p>
     <w:p>
@@ -1670,13 +1586,13 @@
           <w:b/>
           <w:bCs/>
         </w:rPr>
-        <w:t xml:space="preserve">No proprietary lock-in.</w:t>
-      </w:r>
-      <w:r>
-        <w:t xml:space="preserve"> </w:t>
-      </w:r>
-      <w:r>
-        <w:t xml:space="preserve">Codebase is MIT-licensed and portable. If the district later decides to self-host, that path is supported with no application code changes.</w:t>
+        <w:t xml:space="preserve">No real student data in unapproved environments.</w:t>
+      </w:r>
+      <w:r>
+        <w:t xml:space="preserve"> </w:t>
+      </w:r>
+      <w:r>
+        <w:t xml:space="preserve">The public demo is for sample data and workflow evaluation only.</w:t>
       </w:r>
     </w:p>
     <w:p>
@@ -1692,28 +1608,6 @@
           <w:b/>
           <w:bCs/>
         </w:rPr>
-        <w:t xml:space="preserve">No student data leaves the United States.</w:t>
-      </w:r>
-      <w:r>
-        <w:t xml:space="preserve"> </w:t>
-      </w:r>
-      <w:r>
-        <w:t xml:space="preserve">Supabase US-East region is the only data-residency point.</w:t>
-      </w:r>
-    </w:p>
-    <w:p>
-      <w:pPr>
-        <w:pStyle w:val="Compact"/>
-        <w:numPr>
-          <w:ilvl w:val="0"/>
-          <w:numId w:val="1001"/>
-        </w:numPr>
-      </w:pPr>
-      <w:r>
-        <w:rPr>
-          <w:b/>
-          <w:bCs/>
-        </w:rPr>
         <w:t xml:space="preserve">No CMS migration.</w:t>
       </w:r>
       <w:r>
@@ -1730,8 +1624,8 @@
         </w:pict>
       </w:r>
     </w:p>
-    <w:bookmarkEnd w:id="17"/>
-    <w:bookmarkStart w:id="19" w:name="Xf9464e39acbcb6ad6955937d736d3c80ef656a4"/>
+    <w:bookmarkEnd w:id="19"/>
+    <w:bookmarkStart w:id="21" w:name="Xddc7fa3c857da53508e6bc253ea62c96738cd2e"/>
     <w:p>
       <w:pPr>
         <w:pStyle w:val="Heading2"/>
@@ -1774,7 +1668,7 @@
         <w:rPr>
           <w:rStyle w:val="VerbatimChar"/>
         </w:rPr>
-        <w:t xml:space="preserve">student_id,last_name,first_name,grad_year,kind,code,year_or_date,score_or_credit</w:t>
+        <w:t xml:space="preserve">student_id,last_name,first_name,grad_year,kind,code,year_or_date,score_or_credit,safety_net_applied</w:t>
       </w:r>
       <w:r>
         <w:br/>
@@ -1783,7 +1677,7 @@
         <w:rPr>
           <w:rStyle w:val="VerbatimChar"/>
         </w:rPr>
-        <w:t xml:space="preserve">GN20271234,Goldberg,Maya,2027,course,SS_GLOBAL_II,2025-2026,passed</w:t>
+        <w:t xml:space="preserve">GN20271234,Goldberg,Maya,2027,course,SS_GLOBAL_II,2025-2026,passed,</w:t>
       </w:r>
       <w:r>
         <w:br/>
@@ -1792,7 +1686,7 @@
         <w:rPr>
           <w:rStyle w:val="VerbatimChar"/>
         </w:rPr>
-        <w:t xml:space="preserve">GN20271234,Goldberg,Maya,2027,regents,GLOBAL_II,2026-06-15,87</w:t>
+        <w:t xml:space="preserve">GN20271234,Goldberg,Maya,2027,regents,GLOBAL_II,2026-06-15,87,false</w:t>
       </w:r>
       <w:r>
         <w:br/>
@@ -1801,7 +1695,7 @@
         <w:rPr>
           <w:rStyle w:val="VerbatimChar"/>
         </w:rPr>
-        <w:t xml:space="preserve">GN20275511,Chen,David,2027,course,AP_US_GOV,2026-2027,passed</w:t>
+        <w:t xml:space="preserve">GN20275511,Chen,David,2027,course,AP_US_GOV,2026-2027,passed,</w:t>
       </w:r>
       <w:r>
         <w:br/>
@@ -1816,6 +1710,44 @@
     <w:p>
       <w:pPr>
         <w:pStyle w:val="FirstParagraph"/>
+      </w:pPr>
+      <w:r>
+        <w:t xml:space="preserve">The final</w:t>
+      </w:r>
+      <w:r>
+        <w:t xml:space="preserve"> </w:t>
+      </w:r>
+      <w:r>
+        <w:rPr>
+          <w:rStyle w:val="VerbatimChar"/>
+        </w:rPr>
+        <w:t xml:space="preserve">safety_net_applied</w:t>
+      </w:r>
+      <w:r>
+        <w:t xml:space="preserve"> </w:t>
+      </w:r>
+      <w:r>
+        <w:t xml:space="preserve">field is Regents-only. It should be</w:t>
+      </w:r>
+      <w:r>
+        <w:t xml:space="preserve"> </w:t>
+      </w:r>
+      <w:r>
+        <w:rPr>
+          <w:rStyle w:val="VerbatimChar"/>
+        </w:rPr>
+        <w:t xml:space="preserve">true</w:t>
+      </w:r>
+      <w:r>
+        <w:t xml:space="preserve"> </w:t>
+      </w:r>
+      <w:r>
+        <w:t xml:space="preserve">when IC marks a safety-net, special-appeal, or 45-variance case that NYSED allows to count for the 1c proficiency point.</w:t>
+      </w:r>
+    </w:p>
+    <w:p>
+      <w:pPr>
+        <w:pStyle w:val="BodyText"/>
       </w:pPr>
       <w:r>
         <w:t xml:space="preserve">A counselor (or admin) drops this CSV at</w:t>
@@ -1851,8 +1783,7 @@
     <w:tbl>
       <w:tblPr>
         <w:tblStyle w:val="Table"/>
-        <w:tblW w:type="pct" w:w="5000"/>
-        <w:tblLayout w:type="fixed"/>
+        <w:tblW w:type="auto" w:w="0"/>
         <w:tblLook w:firstRow="1" w:lastRow="0" w:firstColumn="0" w:lastColumn="0" w:noHBand="0" w:noVBand="0" w:val="0020"/>
       </w:tblPr>
       <w:tblGrid>
@@ -2230,7 +2161,7 @@
               <w:pStyle w:val="Compact"/>
             </w:pPr>
             <w:r>
-              <w:t xml:space="preserve">Sean O’Hara (GN20283344)</w:t>
+              <w:t xml:space="preserve">Sean O'Hara (GN20283344)</w:t>
             </w:r>
           </w:p>
         </w:tc>
@@ -2314,7 +2245,7 @@
         <w:t xml:space="preserve"> </w:t>
       </w:r>
       <w:r>
-        <w:t xml:space="preserve">Counselors don’t re-key data that the SIS already has, and students don’t have to claim points they’ve already earned in class.</w:t>
+        <w:t xml:space="preserve">Counselors don't re-key data that the SIS already has, and students don't have to claim points they've already earned in class.</w:t>
       </w:r>
     </w:p>
     <w:p>
@@ -2375,7 +2306,7 @@
       <w:r>
         <w:t xml:space="preserve"> </w:t>
       </w:r>
-      <w:hyperlink r:id="rId18">
+      <w:hyperlink r:id="rId20">
         <w:r>
           <w:rPr>
             <w:rStyle w:val="Hyperlink"/>
@@ -2397,8 +2328,8 @@
         </w:pict>
       </w:r>
     </w:p>
-    <w:bookmarkEnd w:id="19"/>
-    <w:bookmarkStart w:id="20" w:name="why-this-benefits-gnps"/>
+    <w:bookmarkEnd w:id="21"/>
+    <w:bookmarkStart w:id="22" w:name="why-this-benefits-gnps"/>
     <w:p>
       <w:pPr>
         <w:pStyle w:val="Heading2"/>
@@ -2492,7 +2423,7 @@
         <w:t xml:space="preserve"> </w:t>
       </w:r>
       <w:r>
-        <w:t xml:space="preserve">Phase 1 is reversible. If the system doesn’t deliver value in pilot, IT involvement never escalates. If it does, Phase 2 promotion is well-scoped.</w:t>
+        <w:t xml:space="preserve">Phase 1 is reversible. If the system doesn't deliver value in pilot, IT involvement never escalates. If it does, Phase 2 promotion is well-scoped.</w:t>
       </w:r>
     </w:p>
     <w:p>
@@ -2502,8 +2433,8 @@
         </w:pict>
       </w:r>
     </w:p>
-    <w:bookmarkEnd w:id="20"/>
-    <w:bookmarkStart w:id="21" w:name="repository-contact"/>
+    <w:bookmarkEnd w:id="22"/>
+    <w:bookmarkStart w:id="24" w:name="repository--contact"/>
     <w:p>
       <w:pPr>
         <w:pStyle w:val="Heading2"/>
@@ -2530,8 +2461,19 @@
       <w:r>
         <w:t xml:space="preserve"> </w:t>
       </w:r>
-      <w:r>
-        <w:t xml:space="preserve">https://gnps-civic-readiness.vercel.app (try</w:t>
+      <w:hyperlink r:id="rId23">
+        <w:r>
+          <w:rPr>
+            <w:rStyle w:val="Hyperlink"/>
+          </w:rPr>
+          <w:t xml:space="preserve">https://gnps-civic-readiness.vercel.app</w:t>
+        </w:r>
+      </w:hyperlink>
+      <w:r>
+        <w:t xml:space="preserve"> </w:t>
+      </w:r>
+      <w:r>
+        <w:t xml:space="preserve">(try</w:t>
       </w:r>
       <w:r>
         <w:t xml:space="preserve"> </w:t>
@@ -2588,8 +2530,19 @@
       <w:r>
         <w:t xml:space="preserve"> </w:t>
       </w:r>
-      <w:r>
-        <w:t xml:space="preserve">https://github.com/SirhanMacx/gnps-civic-readiness — MIT-licensed, transferable to a GNPS-owned org on approval</w:t>
+      <w:hyperlink r:id="rId9">
+        <w:r>
+          <w:rPr>
+            <w:rStyle w:val="Hyperlink"/>
+          </w:rPr>
+          <w:t xml:space="preserve">https://github.com/SirhanMacx/gnps-civic-readiness</w:t>
+        </w:r>
+      </w:hyperlink>
+      <w:r>
+        <w:t xml:space="preserve"> </w:t>
+      </w:r>
+      <w:r>
+        <w:t xml:space="preserve">— MIT-licensed, transferable to a GNPS-owned org on approval</w:t>
       </w:r>
     </w:p>
     <w:p>
@@ -2619,11 +2572,11 @@
         <w:pStyle w:val="FirstParagraph"/>
       </w:pPr>
       <w:r>
-        <w:t xml:space="preserve">The full design document (architecture, data model, user flows, NYSED compliance mapping, repository structure, risks) is available as a 27-page companion PDF/DOCX.</w:t>
-      </w:r>
-    </w:p>
-    <w:bookmarkEnd w:id="21"/>
-    <w:bookmarkEnd w:id="22"/>
+        <w:t xml:space="preserve">The older 27-page design document is retained only as an archived prototype artifact. For current production-review guidance, use the meeting brief, go-live checklist, deployment guide, IT runbook, and Infinite Campus integration guide.</w:t>
+      </w:r>
+    </w:p>
+    <w:bookmarkEnd w:id="24"/>
+    <w:bookmarkEnd w:id="25"/>
     <w:sectPr>
       <w:footnotePr>
         <w:numRestart w:val="eachSect"/>
@@ -3620,7 +3573,7 @@
       <w:color w:themeColor="accent1" w:themeShade="BF" w:val="365F91"/>
     </w:rPr>
   </w:style>
-  <w:style w:type="paragraph" w:customStyle="1" w:styleId="SourceCode">
+  <w:style w:customStyle="1" w:styleId="SourceCode" w:type="paragraph">
     <w:name w:val="Source Code"/>
     <w:basedOn w:val="Normal"/>
     <w:link w:val="VerbatimChar"/>
@@ -3628,7 +3581,7 @@
       <w:wordWrap w:val="off"/>
     </w:pPr>
   </w:style>
-  <w:style w:type="character" w:customStyle="1" w:styleId="KeywordTok">
+  <w:style w:customStyle="1" w:styleId="KeywordTok" w:type="character">
     <w:name w:val="KeywordTok"/>
     <w:basedOn w:val="VerbatimChar"/>
     <w:rPr>
@@ -3636,77 +3589,77 @@
       <w:color w:val="007020"/>
     </w:rPr>
   </w:style>
-  <w:style w:type="character" w:customStyle="1" w:styleId="DataTypeTok">
+  <w:style w:customStyle="1" w:styleId="DataTypeTok" w:type="character">
     <w:name w:val="DataTypeTok"/>
     <w:basedOn w:val="VerbatimChar"/>
     <w:rPr>
       <w:color w:val="902000"/>
     </w:rPr>
   </w:style>
-  <w:style w:type="character" w:customStyle="1" w:styleId="DecValTok">
+  <w:style w:customStyle="1" w:styleId="DecValTok" w:type="character">
     <w:name w:val="DecValTok"/>
     <w:basedOn w:val="VerbatimChar"/>
     <w:rPr>
       <w:color w:val="40a070"/>
     </w:rPr>
   </w:style>
-  <w:style w:type="character" w:customStyle="1" w:styleId="BaseNTok">
+  <w:style w:customStyle="1" w:styleId="BaseNTok" w:type="character">
     <w:name w:val="BaseNTok"/>
     <w:basedOn w:val="VerbatimChar"/>
     <w:rPr>
       <w:color w:val="40a070"/>
     </w:rPr>
   </w:style>
-  <w:style w:type="character" w:customStyle="1" w:styleId="FloatTok">
+  <w:style w:customStyle="1" w:styleId="FloatTok" w:type="character">
     <w:name w:val="FloatTok"/>
     <w:basedOn w:val="VerbatimChar"/>
     <w:rPr>
       <w:color w:val="40a070"/>
     </w:rPr>
   </w:style>
-  <w:style w:type="character" w:customStyle="1" w:styleId="ConstantTok">
+  <w:style w:customStyle="1" w:styleId="ConstantTok" w:type="character">
     <w:name w:val="ConstantTok"/>
     <w:basedOn w:val="VerbatimChar"/>
     <w:rPr>
       <w:color w:val="880000"/>
     </w:rPr>
   </w:style>
-  <w:style w:type="character" w:customStyle="1" w:styleId="CharTok">
+  <w:style w:customStyle="1" w:styleId="CharTok" w:type="character">
     <w:name w:val="CharTok"/>
     <w:basedOn w:val="VerbatimChar"/>
     <w:rPr>
       <w:color w:val="4070a0"/>
     </w:rPr>
   </w:style>
-  <w:style w:type="character" w:customStyle="1" w:styleId="SpecialCharTok">
+  <w:style w:customStyle="1" w:styleId="SpecialCharTok" w:type="character">
     <w:name w:val="SpecialCharTok"/>
     <w:basedOn w:val="VerbatimChar"/>
     <w:rPr>
       <w:color w:val="4070a0"/>
     </w:rPr>
   </w:style>
-  <w:style w:type="character" w:customStyle="1" w:styleId="StringTok">
+  <w:style w:customStyle="1" w:styleId="StringTok" w:type="character">
     <w:name w:val="StringTok"/>
     <w:basedOn w:val="VerbatimChar"/>
     <w:rPr>
       <w:color w:val="4070a0"/>
     </w:rPr>
   </w:style>
-  <w:style w:type="character" w:customStyle="1" w:styleId="VerbatimStringTok">
+  <w:style w:customStyle="1" w:styleId="VerbatimStringTok" w:type="character">
     <w:name w:val="VerbatimStringTok"/>
     <w:basedOn w:val="VerbatimChar"/>
     <w:rPr>
       <w:color w:val="4070a0"/>
     </w:rPr>
   </w:style>
-  <w:style w:type="character" w:customStyle="1" w:styleId="SpecialStringTok">
+  <w:style w:customStyle="1" w:styleId="SpecialStringTok" w:type="character">
     <w:name w:val="SpecialStringTok"/>
     <w:basedOn w:val="VerbatimChar"/>
     <w:rPr>
       <w:color w:val="bb6688"/>
     </w:rPr>
   </w:style>
-  <w:style w:type="character" w:customStyle="1" w:styleId="ImportTok">
+  <w:style w:customStyle="1" w:styleId="ImportTok" w:type="character">
     <w:name w:val="ImportTok"/>
     <w:basedOn w:val="VerbatimChar"/>
     <w:rPr>
@@ -3714,7 +3667,7 @@
       <w:color w:val="008000"/>
     </w:rPr>
   </w:style>
-  <w:style w:type="character" w:customStyle="1" w:styleId="CommentTok">
+  <w:style w:customStyle="1" w:styleId="CommentTok" w:type="character">
     <w:name w:val="CommentTok"/>
     <w:basedOn w:val="VerbatimChar"/>
     <w:rPr>
@@ -3722,7 +3675,7 @@
       <w:color w:val="60a0b0"/>
     </w:rPr>
   </w:style>
-  <w:style w:type="character" w:customStyle="1" w:styleId="DocumentationTok">
+  <w:style w:customStyle="1" w:styleId="DocumentationTok" w:type="character">
     <w:name w:val="DocumentationTok"/>
     <w:basedOn w:val="VerbatimChar"/>
     <w:rPr>
@@ -3730,7 +3683,7 @@
       <w:color w:val="ba2121"/>
     </w:rPr>
   </w:style>
-  <w:style w:type="character" w:customStyle="1" w:styleId="AnnotationTok">
+  <w:style w:customStyle="1" w:styleId="AnnotationTok" w:type="character">
     <w:name w:val="AnnotationTok"/>
     <w:basedOn w:val="VerbatimChar"/>
     <w:rPr>
@@ -3739,7 +3692,7 @@
       <w:color w:val="60a0b0"/>
     </w:rPr>
   </w:style>
-  <w:style w:type="character" w:customStyle="1" w:styleId="CommentVarTok">
+  <w:style w:customStyle="1" w:styleId="CommentVarTok" w:type="character">
     <w:name w:val="CommentVarTok"/>
     <w:basedOn w:val="VerbatimChar"/>
     <w:rPr>
@@ -3748,28 +3701,28 @@
       <w:color w:val="60a0b0"/>
     </w:rPr>
   </w:style>
-  <w:style w:type="character" w:customStyle="1" w:styleId="OtherTok">
+  <w:style w:customStyle="1" w:styleId="OtherTok" w:type="character">
     <w:name w:val="OtherTok"/>
     <w:basedOn w:val="VerbatimChar"/>
     <w:rPr>
       <w:color w:val="007020"/>
     </w:rPr>
   </w:style>
-  <w:style w:type="character" w:customStyle="1" w:styleId="FunctionTok">
+  <w:style w:customStyle="1" w:styleId="FunctionTok" w:type="character">
     <w:name w:val="FunctionTok"/>
     <w:basedOn w:val="VerbatimChar"/>
     <w:rPr>
       <w:color w:val="06287e"/>
     </w:rPr>
   </w:style>
-  <w:style w:type="character" w:customStyle="1" w:styleId="VariableTok">
+  <w:style w:customStyle="1" w:styleId="VariableTok" w:type="character">
     <w:name w:val="VariableTok"/>
     <w:basedOn w:val="VerbatimChar"/>
     <w:rPr>
       <w:color w:val="19177c"/>
     </w:rPr>
   </w:style>
-  <w:style w:type="character" w:customStyle="1" w:styleId="ControlFlowTok">
+  <w:style w:customStyle="1" w:styleId="ControlFlowTok" w:type="character">
     <w:name w:val="ControlFlowTok"/>
     <w:basedOn w:val="VerbatimChar"/>
     <w:rPr>
@@ -3777,45 +3730,45 @@
       <w:color w:val="007020"/>
     </w:rPr>
   </w:style>
-  <w:style w:type="character" w:customStyle="1" w:styleId="OperatorTok">
+  <w:style w:customStyle="1" w:styleId="OperatorTok" w:type="character">
     <w:name w:val="OperatorTok"/>
     <w:basedOn w:val="VerbatimChar"/>
     <w:rPr>
       <w:color w:val="666666"/>
     </w:rPr>
   </w:style>
-  <w:style w:type="character" w:customStyle="1" w:styleId="BuiltInTok">
+  <w:style w:customStyle="1" w:styleId="BuiltInTok" w:type="character">
     <w:name w:val="BuiltInTok"/>
     <w:basedOn w:val="VerbatimChar"/>
     <w:rPr>
       <w:color w:val="008000"/>
     </w:rPr>
   </w:style>
-  <w:style w:type="character" w:customStyle="1" w:styleId="ExtensionTok">
+  <w:style w:customStyle="1" w:styleId="ExtensionTok" w:type="character">
     <w:name w:val="ExtensionTok"/>
     <w:basedOn w:val="VerbatimChar"/>
     <w:rPr/>
   </w:style>
-  <w:style w:type="character" w:customStyle="1" w:styleId="PreprocessorTok">
+  <w:style w:customStyle="1" w:styleId="PreprocessorTok" w:type="character">
     <w:name w:val="PreprocessorTok"/>
     <w:basedOn w:val="VerbatimChar"/>
     <w:rPr>
       <w:color w:val="bc7a00"/>
     </w:rPr>
   </w:style>
-  <w:style w:type="character" w:customStyle="1" w:styleId="AttributeTok">
+  <w:style w:customStyle="1" w:styleId="AttributeTok" w:type="character">
     <w:name w:val="AttributeTok"/>
     <w:basedOn w:val="VerbatimChar"/>
     <w:rPr>
       <w:color w:val="7d9029"/>
     </w:rPr>
   </w:style>
-  <w:style w:type="character" w:customStyle="1" w:styleId="RegionMarkerTok">
+  <w:style w:customStyle="1" w:styleId="RegionMarkerTok" w:type="character">
     <w:name w:val="RegionMarkerTok"/>
     <w:basedOn w:val="VerbatimChar"/>
     <w:rPr/>
   </w:style>
-  <w:style w:type="character" w:customStyle="1" w:styleId="InformationTok">
+  <w:style w:customStyle="1" w:styleId="InformationTok" w:type="character">
     <w:name w:val="InformationTok"/>
     <w:basedOn w:val="VerbatimChar"/>
     <w:rPr>
@@ -3824,7 +3777,7 @@
       <w:color w:val="60a0b0"/>
     </w:rPr>
   </w:style>
-  <w:style w:type="character" w:customStyle="1" w:styleId="WarningTok">
+  <w:style w:customStyle="1" w:styleId="WarningTok" w:type="character">
     <w:name w:val="WarningTok"/>
     <w:basedOn w:val="VerbatimChar"/>
     <w:rPr>
@@ -3833,7 +3786,7 @@
       <w:color w:val="60a0b0"/>
     </w:rPr>
   </w:style>
-  <w:style w:type="character" w:customStyle="1" w:styleId="AlertTok">
+  <w:style w:customStyle="1" w:styleId="AlertTok" w:type="character">
     <w:name w:val="AlertTok"/>
     <w:basedOn w:val="VerbatimChar"/>
     <w:rPr>
@@ -3841,7 +3794,7 @@
       <w:color w:val="ff0000"/>
     </w:rPr>
   </w:style>
-  <w:style w:type="character" w:customStyle="1" w:styleId="ErrorTok">
+  <w:style w:customStyle="1" w:styleId="ErrorTok" w:type="character">
     <w:name w:val="ErrorTok"/>
     <w:basedOn w:val="VerbatimChar"/>
     <w:rPr>
@@ -3849,7 +3802,7 @@
       <w:color w:val="ff0000"/>
     </w:rPr>
   </w:style>
-  <w:style w:type="character" w:customStyle="1" w:styleId="NormalTok">
+  <w:style w:customStyle="1" w:styleId="NormalTok" w:type="character">
     <w:name w:val="NormalTok"/>
     <w:basedOn w:val="VerbatimChar"/>
     <w:rPr/>
